--- a/www/content/abdomen-pelvis/Common bile duct.docx
+++ b/www/content/abdomen-pelvis/Common bile duct.docx
@@ -110,15 +110,12 @@
     </w:p>
     <w:p>
       <w:r>
-        <w:rPr>
-          <w:noProof/>
-        </w:rPr>
         <w:lastRenderedPageBreak/>
         <w:drawing>
-          <wp:inline distT="0" distB="0" distL="0" distR="0" wp14:anchorId="49CD6BFD" wp14:editId="276877FA">
-            <wp:extent cx="5731510" cy="5079365"/>
-            <wp:effectExtent l="0" t="0" r="2540" b="0"/>
-            <wp:docPr id="223364874" name="Picture 1" descr="Background image"/>
+          <wp:inline distT="0" distB="0" distL="0" distR="0" wp14:anchorId="4114DA98" wp14:editId="5812DC33">
+            <wp:extent cx="4290432" cy="5425910"/>
+            <wp:effectExtent l="0" t="0" r="0" b="3810"/>
+            <wp:docPr id="431690458" name="Picture 1"/>
             <wp:cNvGraphicFramePr>
               <a:graphicFrameLocks xmlns:a="http://schemas.openxmlformats.org/drawingml/2006/main" noChangeAspect="1"/>
             </wp:cNvGraphicFramePr>
@@ -126,36 +123,23 @@
               <a:graphicData uri="http://schemas.openxmlformats.org/drawingml/2006/picture">
                 <pic:pic xmlns:pic="http://schemas.openxmlformats.org/drawingml/2006/picture">
                   <pic:nvPicPr>
-                    <pic:cNvPr id="0" name="Picture 10" descr="Background image"/>
-                    <pic:cNvPicPr>
-                      <a:picLocks noChangeAspect="1" noChangeArrowheads="1"/>
-                    </pic:cNvPicPr>
+                    <pic:cNvPr id="431690458" name=""/>
+                    <pic:cNvPicPr/>
                   </pic:nvPicPr>
                   <pic:blipFill>
-                    <a:blip r:embed="rId5" cstate="print">
-                      <a:extLst>
-                        <a:ext uri="{28A0092B-C50C-407E-A947-70E740481C1C}">
-                          <a14:useLocalDpi xmlns:a14="http://schemas.microsoft.com/office/drawing/2010/main" val="0"/>
-                        </a:ext>
-                      </a:extLst>
-                    </a:blip>
-                    <a:srcRect/>
+                    <a:blip r:embed="rId5"/>
                     <a:stretch>
                       <a:fillRect/>
                     </a:stretch>
                   </pic:blipFill>
-                  <pic:spPr bwMode="auto">
+                  <pic:spPr>
                     <a:xfrm>
                       <a:off x="0" y="0"/>
-                      <a:ext cx="5731510" cy="5079365"/>
+                      <a:ext cx="4290432" cy="5425910"/>
                     </a:xfrm>
                     <a:prstGeom prst="rect">
                       <a:avLst/>
                     </a:prstGeom>
-                    <a:noFill/>
-                    <a:ln>
-                      <a:noFill/>
-                    </a:ln>
                   </pic:spPr>
                 </pic:pic>
               </a:graphicData>
@@ -199,13 +183,8 @@
         </w:numPr>
       </w:pPr>
       <w:r>
-        <w:t xml:space="preserve">Descends in the free margin of lesser </w:t>
-      </w:r>
-      <w:proofErr w:type="spellStart"/>
-      <w:r>
-        <w:t>omentum</w:t>
-      </w:r>
-      <w:proofErr w:type="spellEnd"/>
+        <w:t>Descends in the free margin of lesser omentum</w:t>
+      </w:r>
     </w:p>
     <w:p>
       <w:pPr>
@@ -275,6 +254,7 @@
         <w:pStyle w:val="Heading2"/>
       </w:pPr>
       <w:r>
+        <w:lastRenderedPageBreak/>
         <w:t>Infra - duodenal (pancreatic) part</w:t>
       </w:r>
     </w:p>
@@ -285,11 +265,9 @@
           <w:numId w:val="3"/>
         </w:numPr>
       </w:pPr>
-      <w:proofErr w:type="spellStart"/>
-      <w:r>
-        <w:t>Occationally</w:t>
-      </w:r>
-      <w:proofErr w:type="spellEnd"/>
+      <w:r>
+        <w:t>Occasionally</w:t>
+      </w:r>
       <w:r>
         <w:t xml:space="preserve"> embedded in pancreas</w:t>
       </w:r>
@@ -302,7 +280,6 @@
         </w:numPr>
       </w:pPr>
       <w:r>
-        <w:lastRenderedPageBreak/>
         <w:t>Located just anterior to IVC</w:t>
       </w:r>
     </w:p>
@@ -485,15 +462,14 @@
         <w:pStyle w:val="Heading2"/>
       </w:pPr>
       <w:r>
-        <w:t xml:space="preserve">Clinical significance - imaging of </w:t>
-      </w:r>
-      <w:proofErr w:type="spellStart"/>
-      <w:r>
-        <w:t>Commonbile</w:t>
-      </w:r>
-      <w:proofErr w:type="spellEnd"/>
-      <w:r>
-        <w:t xml:space="preserve"> duct</w:t>
+        <w:lastRenderedPageBreak/>
+        <w:t>Clinical significance - imaging of Common</w:t>
+      </w:r>
+      <w:r>
+        <w:t xml:space="preserve"> </w:t>
+      </w:r>
+      <w:r>
+        <w:t>bile duct</w:t>
       </w:r>
     </w:p>
     <w:p>
@@ -506,11 +482,9 @@
       <w:r>
         <w:t xml:space="preserve">Endoscopic retrograde </w:t>
       </w:r>
-      <w:proofErr w:type="spellStart"/>
-      <w:r>
-        <w:t>cholangiopancreaticography</w:t>
-      </w:r>
-      <w:proofErr w:type="spellEnd"/>
+      <w:r>
+        <w:t>cholangiopancreatography</w:t>
+      </w:r>
       <w:r>
         <w:t xml:space="preserve"> is considered the gold standard for imaging of CBD</w:t>
       </w:r>
@@ -534,7 +508,6 @@
         </w:numPr>
       </w:pPr>
       <w:r>
-        <w:lastRenderedPageBreak/>
         <w:t>Computed Tomographic (CT) cholangiography</w:t>
       </w:r>
     </w:p>
@@ -630,7 +603,17 @@
         <w:t>Bile tree is visualised</w:t>
       </w:r>
     </w:p>
-    <w:p/>
+    <w:p>
+      <w:r>
+        <w:t>[YOUTUBE]</w:t>
+      </w:r>
+      <w:r>
+        <w:t xml:space="preserve"> </w:t>
+      </w:r>
+      <w:r>
+        <w:t>https://www.youtube.com/watch?v=BsB3mtSCK9s</w:t>
+      </w:r>
+    </w:p>
     <w:p/>
     <w:sectPr>
       <w:pgSz w:w="11906" w:h="16838"/>
@@ -2125,6 +2108,7 @@
   <w:style w:type="character" w:default="1" w:styleId="DefaultParagraphFont">
     <w:name w:val="Default Paragraph Font"/>
     <w:uiPriority w:val="1"/>
+    <w:semiHidden/>
     <w:unhideWhenUsed/>
   </w:style>
   <w:style w:type="table" w:default="1" w:styleId="TableNormal">
